--- a/docs-proofread.docx
+++ b/docs-proofread.docx
@@ -154,7 +154,7 @@
         </w:rPr>
       </w:pPr>
       <w:r>
-        <w:t>Connect the mat cable to the cable protruding from the top of the device. The connector is keyed and fits in only one direction. Use the male connector at this end.</w:t>
+        <w:t>Take care to line up the male plug before connecting the mat cable to the cable protruding from the top of the device. The connector is keyed and fits in only one direction, so do not force it.</w:t>
       </w:r>
     </w:p>
     <w:p>
@@ -170,7 +170,7 @@
         </w:rPr>
       </w:pPr>
       <w:r>
-        <w:t>Connect the female connector at the opposite end of the cable to the mat.</w:t>
+        <w:t>Take care to line up the female plug at the opposite end of the cable before connecting it to the mat. Do not force the plug.</w:t>
       </w:r>
     </w:p>
     <w:p>
